--- a/dist/gstack-tutorial-4_EN.docx
+++ b/dist/gstack-tutorial-4_EN.docx
@@ -1115,6 +1115,32 @@
           <w:sz w:val="22"/>
         </w:rPr>
         <w:t xml:space="preserve">14.  </w:t>
+      </w:r>
+      <w:r>
+        <w:rPr>
+          <w:rFonts w:ascii="Calibri" w:hAnsi="Calibri" w:eastAsia="Microsoft YaHei" w:cs="Calibri"/>
+          <w:b w:val="0"/>
+          <w:i w:val="0"/>
+          <w:color w:val="000000"/>
+          <w:sz w:val="22"/>
+        </w:rPr>
+        <w:t>Tutorial 4.1: Post-Launch Iteration</w:t>
+      </w:r>
+    </w:p>
+    <w:p>
+      <w:pPr>
+        <w:spacing w:after="80"/>
+        <w:ind w:left="216"/>
+      </w:pPr>
+      <w:r>
+        <w:rPr>
+          <w:rFonts w:ascii="Calibri" w:hAnsi="Calibri" w:eastAsia="Microsoft YaHei" w:cs="Calibri"/>
+          <w:b/>
+          <w:i w:val="0"/>
+          <w:color w:val="1F4E78"/>
+          <w:sz w:val="22"/>
+        </w:rPr>
+        <w:t xml:space="preserve">15.  </w:t>
       </w:r>
       <w:r>
         <w:rPr>
@@ -3034,7 +3060,250 @@
           <w:color w:val="1F4E78"/>
           <w:sz w:val="28"/>
         </w:rPr>
-        <w:t>14.  Definition of Done and Release Status</w:t>
+        <w:t>14.  Tutorial 4.1: Post-Launch Iteration</w:t>
+      </w:r>
+    </w:p>
+    <w:p>
+      <w:pPr>
+        <w:spacing w:before="0" w:after="160" w:line="276" w:lineRule="auto"/>
+      </w:pPr>
+      <w:r>
+        <w:rPr>
+          <w:rFonts w:ascii="Calibri" w:hAnsi="Calibri" w:eastAsia="Microsoft YaHei" w:cs="Calibri"/>
+          <w:b w:val="0"/>
+          <w:i w:val="0"/>
+          <w:color w:val="000000"/>
+          <w:sz w:val="22"/>
+        </w:rPr>
+        <w:t>A second, later session on the same codebase, run after the app above was already live. Full narrative: TUTORIAL.md / TUTORIAL.zh.md Parts 20-23. Four findings carried the strongest lessons.</w:t>
+      </w:r>
+    </w:p>
+    <w:p>
+      <w:pPr>
+        <w:spacing w:before="240" w:after="80"/>
+      </w:pPr>
+      <w:r>
+        <w:rPr>
+          <w:rFonts w:ascii="Calibri" w:hAnsi="Calibri" w:eastAsia="Microsoft YaHei" w:cs="Calibri"/>
+          <w:b/>
+          <w:i w:val="0"/>
+          <w:color w:val="1F4E78"/>
+          <w:sz w:val="24"/>
+        </w:rPr>
+        <w:t>A shipped product judged unfinished</w:t>
+      </w:r>
+    </w:p>
+    <w:p>
+      <w:pPr>
+        <w:spacing w:before="0" w:after="160" w:line="276" w:lineRule="auto"/>
+      </w:pPr>
+      <w:r>
+        <w:rPr>
+          <w:rFonts w:ascii="Calibri" w:hAnsi="Calibri" w:eastAsia="Microsoft YaHei" w:cs="Calibri"/>
+          <w:b w:val="0"/>
+          <w:i w:val="0"/>
+          <w:color w:val="000000"/>
+          <w:sz w:val="22"/>
+        </w:rPr>
+        <w:t>The app was functionally correct and already in production, yet a human design review found it read as an engineering prototype: no navigation between its two modes, unstyled controls, three export buttons of identical visual weight. A redesign ("Quiet Creator Tool") shipped after a human-approved gate -- with export architecture reconfirmed byte-identical before and after.</w:t>
+      </w:r>
+    </w:p>
+    <w:p>
+      <w:pPr>
+        <w:spacing w:before="240" w:after="80"/>
+      </w:pPr>
+      <w:r>
+        <w:rPr>
+          <w:rFonts w:ascii="Calibri" w:hAnsi="Calibri" w:eastAsia="Microsoft YaHei" w:cs="Calibri"/>
+          <w:b/>
+          <w:i w:val="0"/>
+          <w:color w:val="1F4E78"/>
+          <w:sz w:val="24"/>
+        </w:rPr>
+        <w:t>A missing card, traced to its real layer</w:t>
+      </w:r>
+    </w:p>
+    <w:p>
+      <w:pPr>
+        <w:spacing w:before="0" w:after="160" w:line="276" w:lineRule="auto"/>
+      </w:pPr>
+      <w:r>
+        <w:rPr>
+          <w:rFonts w:ascii="Calibri" w:hAnsi="Calibri" w:eastAsia="Microsoft YaHei" w:cs="Calibri"/>
+          <w:b w:val="0"/>
+          <w:i w:val="0"/>
+          <w:color w:val="000000"/>
+          <w:sz w:val="22"/>
+        </w:rPr>
+        <w:t>A quoted X Broadcast rendered as text and a bare link instead of X.com's rich card. Tracing the pipeline layer by layer found the free syndication data itself never includes broadcast card metadata -- confirmed against X's own oEmbed endpoint. Classified as a known upstream limitation, not a bug; a native-video control case confirmed ordinary media was unaffected.</w:t>
+      </w:r>
+    </w:p>
+    <w:p>
+      <w:pPr>
+        <w:spacing w:before="240" w:after="80"/>
+      </w:pPr>
+      <w:r>
+        <w:rPr>
+          <w:rFonts w:ascii="Calibri" w:hAnsi="Calibri" w:eastAsia="Microsoft YaHei" w:cs="Calibri"/>
+          <w:b/>
+          <w:i w:val="0"/>
+          <w:color w:val="1F4E78"/>
+          <w:sz w:val="24"/>
+        </w:rPr>
+        <w:t>The wrong hypothesis, killed fast</w:t>
+      </w:r>
+    </w:p>
+    <w:p>
+      <w:pPr>
+        <w:spacing w:before="0" w:after="160" w:line="276" w:lineRule="auto"/>
+      </w:pPr>
+      <w:r>
+        <w:rPr>
+          <w:rFonts w:ascii="Calibri" w:hAnsi="Calibri" w:eastAsia="Microsoft YaHei" w:cs="Calibri"/>
+          <w:b w:val="0"/>
+          <w:i w:val="0"/>
+          <w:color w:val="000000"/>
+          <w:sz w:val="22"/>
+        </w:rPr>
+        <w:t>A media-heavy thread's export timed out. The obvious hypothesis -- too large for the requested scale -- was disproven in one step: 1x, 2x, and 3x all failed at the identical ~8.2-second mark. The real cause lived in a third-party library's video-cloning code: it waits for a browser event that a never-played video will never fire, hanging forever.</w:t>
+      </w:r>
+    </w:p>
+    <w:p>
+      <w:pPr>
+        <w:spacing w:before="120" w:after="0" w:line="240" w:lineRule="auto"/>
+        <w:ind w:left="360"/>
+        <w:shd w:val="clear" w:fill="F2F2F2"/>
+      </w:pPr>
+      <w:r>
+        <w:rPr>
+          <w:rFonts w:ascii="Consolas" w:hAnsi="Consolas" w:eastAsia="Consolas" w:cs="Consolas"/>
+          <w:b w:val="0"/>
+          <w:i w:val="0"/>
+          <w:color w:val="000000"/>
+          <w:sz w:val="20"/>
+        </w:rPr>
+        <w:t>Scale  Result  Time to failure</w:t>
+      </w:r>
+    </w:p>
+    <w:p>
+      <w:pPr>
+        <w:spacing w:before="0" w:after="0" w:line="240" w:lineRule="auto"/>
+        <w:ind w:left="360"/>
+        <w:shd w:val="clear" w:fill="F2F2F2"/>
+      </w:pPr>
+      <w:r>
+        <w:rPr>
+          <w:rFonts w:ascii="Consolas" w:hAnsi="Consolas" w:eastAsia="Consolas" w:cs="Consolas"/>
+          <w:b w:val="0"/>
+          <w:i w:val="0"/>
+          <w:color w:val="000000"/>
+          <w:sz w:val="20"/>
+        </w:rPr>
+        <w:t>1x     FAIL    ~8.2s</w:t>
+      </w:r>
+    </w:p>
+    <w:p>
+      <w:pPr>
+        <w:spacing w:before="0" w:after="0" w:line="240" w:lineRule="auto"/>
+        <w:ind w:left="360"/>
+        <w:shd w:val="clear" w:fill="F2F2F2"/>
+      </w:pPr>
+      <w:r>
+        <w:rPr>
+          <w:rFonts w:ascii="Consolas" w:hAnsi="Consolas" w:eastAsia="Consolas" w:cs="Consolas"/>
+          <w:b w:val="0"/>
+          <w:i w:val="0"/>
+          <w:color w:val="000000"/>
+          <w:sz w:val="20"/>
+        </w:rPr>
+        <w:t>2x     FAIL    ~8.2s</w:t>
+      </w:r>
+    </w:p>
+    <w:p>
+      <w:pPr>
+        <w:spacing w:before="0" w:after="120" w:line="240" w:lineRule="auto"/>
+        <w:ind w:left="360"/>
+        <w:shd w:val="clear" w:fill="F2F2F2"/>
+      </w:pPr>
+      <w:r>
+        <w:rPr>
+          <w:rFonts w:ascii="Consolas" w:hAnsi="Consolas" w:eastAsia="Consolas" w:cs="Consolas"/>
+          <w:b w:val="0"/>
+          <w:i w:val="0"/>
+          <w:color w:val="000000"/>
+          <w:sz w:val="20"/>
+        </w:rPr>
+        <w:t>3x     FAIL    ~8.2s   &lt;- identical, not size-scaled</w:t>
+      </w:r>
+    </w:p>
+    <w:p>
+      <w:pPr>
+        <w:spacing w:before="120" w:after="160"/>
+        <w:ind w:left="288"/>
+        <w:shd w:val="clear" w:fill="F2F2F2"/>
+      </w:pPr>
+      <w:r>
+        <w:rPr>
+          <w:rFonts w:ascii="Calibri" w:hAnsi="Calibri" w:eastAsia="Microsoft YaHei" w:cs="Calibri"/>
+          <w:b/>
+          <w:i w:val="0"/>
+          <w:color w:val="1F4E78"/>
+          <w:sz w:val="22"/>
+        </w:rPr>
+        <w:t>Identical failure time at every scale disproved the size hypothesis in one experiment -- no timeout was ever raised as the fix.</w:t>
+      </w:r>
+    </w:p>
+    <w:p>
+      <w:pPr>
+        <w:spacing w:before="240" w:after="80"/>
+      </w:pPr>
+      <w:r>
+        <w:rPr>
+          <w:rFonts w:ascii="Calibri" w:hAnsi="Calibri" w:eastAsia="Microsoft YaHei" w:cs="Calibri"/>
+          <w:b/>
+          <w:i w:val="0"/>
+          <w:color w:val="1F4E78"/>
+          <w:sz w:val="24"/>
+        </w:rPr>
+        <w:t>A promise resolving is not a human looking</w:t>
+      </w:r>
+    </w:p>
+    <w:p>
+      <w:pPr>
+        <w:spacing w:before="0" w:after="160" w:line="276" w:lineRule="auto"/>
+      </w:pPr>
+      <w:r>
+        <w:rPr>
+          <w:rFonts w:ascii="Calibri" w:hAnsi="Calibri" w:eastAsia="Microsoft YaHei" w:cs="Calibri"/>
+          <w:b w:val="0"/>
+          <w:i w:val="0"/>
+          <w:color w:val="000000"/>
+          <w:sz w:val="22"/>
+        </w:rPr>
+        <w:t>The fixed export's clipboard-copy path had sat unverified since the original release. A human closed that gap the only way it actually closes: copying the image on the live production app, pasting it into Windows 11 Paint, and looking at the result.</w:t>
+      </w:r>
+    </w:p>
+    <w:p>
+      <w:r>
+        <w:br w:type="page"/>
+      </w:r>
+    </w:p>
+    <w:p>
+      <w:pPr>
+        <w:spacing w:before="120" w:after="200"/>
+        <w:pBdr>
+          <w:bottom w:val="single" w:sz="12" w:space="1" w:color="1F4E78"/>
+        </w:pBdr>
+      </w:pPr>
+      <w:r>
+        <w:rPr>
+          <w:rFonts w:ascii="Calibri" w:hAnsi="Calibri" w:eastAsia="Microsoft YaHei" w:cs="Calibri"/>
+          <w:b/>
+          <w:i w:val="0"/>
+          <w:color w:val="1F4E78"/>
+          <w:sz w:val="28"/>
+        </w:rPr>
+        <w:t>15.  Definition of Done and Release Status</w:t>
       </w:r>
     </w:p>
     <w:p>
